--- a/casos/laboral-kcarmona/escritos/2026-10-27_Propuesta_Contrato_Marco_Productos_Audiovisuales.docx
+++ b/casos/laboral-kcarmona/escritos/2026-10-27_Propuesta_Contrato_Marco_Productos_Audiovisuales.docx
@@ -5,6 +5,7 @@
     <w:p>
       <w:pPr>
         <w:spacing w:before="0" w:after="80" w:line="300" w:lineRule="auto"/>
+        <w:jc w:val="center"/>
       </w:pPr>
       <w:r>
         <w:rPr>
@@ -804,7 +805,7 @@
         <w:color w:val="5C6684"/>
         <w:sz w:val="17"/>
       </w:rPr>
-      <w:t>Grupo Poïesis · Confidencial</w:t>
+      <w:t>Grupo Poïesis</w:t>
     </w:r>
   </w:p>
 </w:hdr>

--- a/casos/laboral-kcarmona/escritos/2026-10-27_Propuesta_Contrato_Marco_Productos_Audiovisuales.docx
+++ b/casos/laboral-kcarmona/escritos/2026-10-27_Propuesta_Contrato_Marco_Productos_Audiovisuales.docx
@@ -83,6 +83,7 @@
     </w:p>
     <w:p>
       <w:pPr>
+        <w:keepNext/>
         <w:spacing w:before="280" w:after="120" w:line="300" w:lineRule="auto"/>
         <w:pBdr>
           <w:bottom w:val="single" w:sz="6" w:space="4" w:color="D1D0CB"/>
@@ -108,11 +109,12 @@
           <w:color w:val="2F2E47"/>
           <w:sz w:val="21"/>
         </w:rPr>
-        <w:t>Este contrato regula la adquisición, por parte de la Adquirente, de productos audiovisuales elaborados por la Proveedora y de los derechos de utilización que en cada caso se indiquen.</w:t>
+        <w:t>Este contrato establece el marco para que la Adquirente adquiera, o utilice bajo licencia, productos audiovisuales creados por la Proveedora, como videos y cápsulas, en adelante «los productos». Cada operación se formaliza mediante una orden individual.</w:t>
       </w:r>
     </w:p>
     <w:p>
       <w:pPr>
+        <w:keepNext/>
         <w:spacing w:before="280" w:after="120" w:line="300" w:lineRule="auto"/>
         <w:pBdr>
           <w:bottom w:val="single" w:sz="6" w:space="4" w:color="D1D0CB"/>
@@ -124,7 +126,7 @@
           <w:color w:val="131237"/>
           <w:sz w:val="28"/>
         </w:rPr>
-        <w:t>Segunda. Independencia de la relación laboral</w:t>
+        <w:t>Segunda. Relación laboral y operaciones independientes</w:t>
       </w:r>
     </w:p>
     <w:p>
@@ -138,7 +140,7 @@
           <w:color w:val="2F2E47"/>
           <w:sz w:val="21"/>
         </w:rPr>
-        <w:t>Este contrato es distinto e independiente de la relación laboral que existe entre las partes, en la que la Proveedora se desempeña como asistente administrativa. La producción audiovisual no forma parte de las funciones de ese puesto.</w:t>
+        <w:t>Entre las partes existe una relación laboral, que este contrato no modifica, sustituye ni extingue.</w:t>
       </w:r>
     </w:p>
     <w:p>
@@ -152,7 +154,7 @@
           <w:color w:val="2F2E47"/>
           <w:sz w:val="21"/>
         </w:rPr>
-        <w:t>La Proveedora elabora los productos fuera de su jornada laboral, con sus propios medios y con autonomía para decidir cómo producirlos, editarlos y organizarse. La Adquirente puede definir los requisitos del producto, pero no dirige su ejecución.</w:t>
+        <w:t>Las operaciones de este contrato son distintas de las funciones del puesto. La Proveedora las ejecuta fuera de su jornada laboral, con sus propios medios y con autonomía para decidir cómo crear los productos y organizar su trabajo. La Adquirente define los requisitos del producto, pero no dirige su ejecución.</w:t>
       </w:r>
     </w:p>
     <w:p>
@@ -166,11 +168,12 @@
           <w:color w:val="2F2E47"/>
           <w:sz w:val="21"/>
         </w:rPr>
-        <w:t>La Proveedora puede ofrecer sus servicios a otros clientes y rechazar cualquier propuesta de la Adquirente, sin consecuencia alguna para su relación laboral.</w:t>
+        <w:t>La Proveedora puede ofrecer sus productos a terceros, salvo la exclusividad que se pacte para un producto determinado. Cualquiera de las partes puede proponer, aceptar o rechazar una operación, sin consecuencia alguna en la relación laboral.</w:t>
       </w:r>
     </w:p>
     <w:p>
       <w:pPr>
+        <w:keepNext/>
         <w:spacing w:before="280" w:after="120" w:line="300" w:lineRule="auto"/>
         <w:pBdr>
           <w:bottom w:val="single" w:sz="6" w:space="4" w:color="D1D0CB"/>
@@ -182,7 +185,7 @@
           <w:color w:val="131237"/>
           <w:sz w:val="28"/>
         </w:rPr>
-        <w:t>Tercera. Ofertas y órdenes de compra</w:t>
+        <w:t>Tercera. Órdenes de compra</w:t>
       </w:r>
     </w:p>
     <w:p>
@@ -196,7 +199,97 @@
           <w:color w:val="2F2E47"/>
           <w:sz w:val="21"/>
         </w:rPr>
-        <w:t>Cada adquisición se formaliza por escrito: la Proveedora presenta una oferta o la Adquirente una propuesta, y ambas partes acuerdan una orden de compra que indica el producto, sus características, el precio, la fecha de entrega y los derechos que se adquieren.</w:t>
+        <w:t>Antes de iniciar cada operación, las partes acuerdan por escrito una orden de compra, a partir de una oferta de la Proveedora o de una propuesta de la Adquirente. La orden indica:</w:t>
+      </w:r>
+    </w:p>
+    <w:p>
+      <w:pPr>
+        <w:pStyle w:val="ListBullet"/>
+        <w:spacing w:before="0" w:after="60" w:line="300" w:lineRule="auto"/>
+      </w:pPr>
+      <w:r>
+        <w:rPr>
+          <w:rFonts w:ascii="Georgia" w:hAnsi="Georgia"/>
+          <w:b w:val="0"/>
+          <w:color w:val="2F2E47"/>
+          <w:sz w:val="21"/>
+        </w:rPr>
+        <w:t>el producto y si se adquiere terminado o por elaborar;</w:t>
+      </w:r>
+    </w:p>
+    <w:p>
+      <w:pPr>
+        <w:pStyle w:val="ListBullet"/>
+        <w:spacing w:before="0" w:after="60" w:line="300" w:lineRule="auto"/>
+      </w:pPr>
+      <w:r>
+        <w:rPr>
+          <w:rFonts w:ascii="Georgia" w:hAnsi="Georgia"/>
+          <w:b w:val="0"/>
+          <w:color w:val="2F2E47"/>
+          <w:sz w:val="21"/>
+        </w:rPr>
+        <w:t>sus características y los criterios para aceptarlo;</w:t>
+      </w:r>
+    </w:p>
+    <w:p>
+      <w:pPr>
+        <w:pStyle w:val="ListBullet"/>
+        <w:spacing w:before="0" w:after="60" w:line="300" w:lineRule="auto"/>
+      </w:pPr>
+      <w:r>
+        <w:rPr>
+          <w:rFonts w:ascii="Georgia" w:hAnsi="Georgia"/>
+          <w:b w:val="0"/>
+          <w:color w:val="2F2E47"/>
+          <w:sz w:val="21"/>
+        </w:rPr>
+        <w:t>el precio y si incluye el impuesto al valor agregado;</w:t>
+      </w:r>
+    </w:p>
+    <w:p>
+      <w:pPr>
+        <w:pStyle w:val="ListBullet"/>
+        <w:spacing w:before="0" w:after="60" w:line="300" w:lineRule="auto"/>
+      </w:pPr>
+      <w:r>
+        <w:rPr>
+          <w:rFonts w:ascii="Georgia" w:hAnsi="Georgia"/>
+          <w:b w:val="0"/>
+          <w:color w:val="2F2E47"/>
+          <w:sz w:val="21"/>
+        </w:rPr>
+        <w:t>la fecha y el canal de entrega;</w:t>
+      </w:r>
+    </w:p>
+    <w:p>
+      <w:pPr>
+        <w:pStyle w:val="ListBullet"/>
+        <w:spacing w:before="0" w:after="60" w:line="300" w:lineRule="auto"/>
+      </w:pPr>
+      <w:r>
+        <w:rPr>
+          <w:rFonts w:ascii="Georgia" w:hAnsi="Georgia"/>
+          <w:b w:val="0"/>
+          <w:color w:val="2F2E47"/>
+          <w:sz w:val="21"/>
+        </w:rPr>
+        <w:t>los derechos que se adquieren, conforme a la cláusula sétima;</w:t>
+      </w:r>
+    </w:p>
+    <w:p>
+      <w:pPr>
+        <w:pStyle w:val="ListBullet"/>
+        <w:spacing w:before="0" w:after="60" w:line="300" w:lineRule="auto"/>
+      </w:pPr>
+      <w:r>
+        <w:rPr>
+          <w:rFonts w:ascii="Georgia" w:hAnsi="Georgia"/>
+          <w:b w:val="0"/>
+          <w:color w:val="2F2E47"/>
+          <w:sz w:val="21"/>
+        </w:rPr>
+        <w:t>las personas que participan y las autorizaciones requeridas.</w:t>
       </w:r>
     </w:p>
     <w:p>
@@ -210,11 +303,12 @@
           <w:color w:val="2F2E47"/>
           <w:sz w:val="21"/>
         </w:rPr>
-        <w:t>No existe un número mínimo de adquisiciones ni un pago periódico garantizado.</w:t>
+        <w:t>No existe un número mínimo de órdenes ni un pago periódico garantizado.</w:t>
       </w:r>
     </w:p>
     <w:p>
       <w:pPr>
+        <w:keepNext/>
         <w:spacing w:before="280" w:after="120" w:line="300" w:lineRule="auto"/>
         <w:pBdr>
           <w:bottom w:val="single" w:sz="6" w:space="4" w:color="D1D0CB"/>
@@ -226,7 +320,7 @@
           <w:color w:val="131237"/>
           <w:sz w:val="28"/>
         </w:rPr>
-        <w:t>Cuarta. Uso de instalaciones y participación de terceros</w:t>
+        <w:t>Cuarta. Instalaciones, participantes y datos</w:t>
       </w:r>
     </w:p>
     <w:p>
@@ -240,7 +334,7 @@
           <w:color w:val="2F2E47"/>
           <w:sz w:val="21"/>
         </w:rPr>
-        <w:t>Si un producto requiere grabar en instalaciones de la Adquirente o con profesionales que le prestan servicios, la Proveedora coordina previamente el espacio y el horario, fuera de su jornada laboral. Cada persona participa de forma voluntaria y con consentimiento escrito de uso de imagen.</w:t>
+        <w:t>Si un producto requiere grabar en instalaciones de la Adquirente, o usar sus equipos o su marca, la autorización consta por escrito en la orden, con fecha, horario y recursos, fuera de la jornada laboral de la Proveedora.</w:t>
       </w:r>
     </w:p>
     <w:p>
@@ -254,11 +348,26 @@
           <w:color w:val="2F2E47"/>
           <w:sz w:val="21"/>
         </w:rPr>
-        <w:t>Ningún paciente aparece en los productos, y no se utiliza información clínica.</w:t>
+        <w:t>Cada persona que participa lo hace de forma voluntaria y con autorización escrita para el uso de su imagen, su voz y su intervención. La Proveedora gestiona esas autorizaciones y las entrega con el producto.</w:t>
       </w:r>
     </w:p>
     <w:p>
       <w:pPr>
+        <w:spacing w:before="0" w:after="120" w:line="300" w:lineRule="auto"/>
+      </w:pPr>
+      <w:r>
+        <w:rPr>
+          <w:rFonts w:ascii="Georgia" w:hAnsi="Georgia"/>
+          <w:b w:val="0"/>
+          <w:color w:val="2F2E47"/>
+          <w:sz w:val="21"/>
+        </w:rPr>
+        <w:t>Ningún paciente participa ni aparece en los productos, y no se utiliza información clínica.</w:t>
+      </w:r>
+    </w:p>
+    <w:p>
+      <w:pPr>
+        <w:keepNext/>
         <w:spacing w:before="280" w:after="120" w:line="300" w:lineRule="auto"/>
         <w:pBdr>
           <w:bottom w:val="single" w:sz="6" w:space="4" w:color="D1D0CB"/>
@@ -284,11 +393,40 @@
           <w:color w:val="2F2E47"/>
           <w:sz w:val="21"/>
         </w:rPr>
-        <w:t>La Adquirente dispone de cinco días hábiles desde la entrega completa para aceptar el producto o formular observaciones concretas, referidas a lo indicado en la orden de compra. Si las observaciones son subsanables, las partes acuerdan un plazo para corregirlas. Si vence el plazo sin observaciones, el producto se tiene por aceptado.</w:t>
+        <w:t>La entrega es completa cuando la Adquirente recibe, por el canal indicado en la orden, el archivo final y las autorizaciones pactados. Desde ese momento dispone de cinco días hábiles para aceptar el producto o formular observaciones concretas, referidas a los criterios de la orden.</w:t>
       </w:r>
     </w:p>
     <w:p>
       <w:pPr>
+        <w:spacing w:before="0" w:after="120" w:line="300" w:lineRule="auto"/>
+      </w:pPr>
+      <w:r>
+        <w:rPr>
+          <w:rFonts w:ascii="Georgia" w:hAnsi="Georgia"/>
+          <w:b w:val="0"/>
+          <w:color w:val="2F2E47"/>
+          <w:sz w:val="21"/>
+        </w:rPr>
+        <w:t>Si las observaciones son subsanables, las partes acuerdan por escrito un plazo para corregirlas. Si vence el plazo de revisión sin observaciones, el producto se tiene por aceptado para efectos de pago.</w:t>
+      </w:r>
+    </w:p>
+    <w:p>
+      <w:pPr>
+        <w:spacing w:before="0" w:after="120" w:line="300" w:lineRule="auto"/>
+      </w:pPr>
+      <w:r>
+        <w:rPr>
+          <w:rFonts w:ascii="Georgia" w:hAnsi="Georgia"/>
+          <w:b w:val="0"/>
+          <w:color w:val="2F2E47"/>
+          <w:sz w:val="21"/>
+        </w:rPr>
+        <w:t>La aceptación no libera a la Proveedora de su responsabilidad por defectos ocultos ni por infracciones a derechos de terceros.</w:t>
+      </w:r>
+    </w:p>
+    <w:p>
+      <w:pPr>
+        <w:keepNext/>
         <w:spacing w:before="280" w:after="120" w:line="300" w:lineRule="auto"/>
         <w:pBdr>
           <w:bottom w:val="single" w:sz="6" w:space="4" w:color="D1D0CB"/>
@@ -314,7 +452,7 @@
           <w:color w:val="2F2E47"/>
           <w:sz w:val="21"/>
         </w:rPr>
-        <w:t>El precio de cada producto es el indicado en su orden de compra. La Proveedora emite el comprobante electrónico correspondiente, y la Adquirente paga dentro de los ocho días naturales siguientes a la aceptación.</w:t>
+        <w:t>El precio es el fijado en cada orden. La Proveedora emite el comprobante electrónico correspondiente, y la Adquirente paga dentro de los ocho días naturales siguientes a la aceptación y a la recepción del comprobante.</w:t>
       </w:r>
     </w:p>
     <w:p>
@@ -328,11 +466,12 @@
           <w:color w:val="2F2E47"/>
           <w:sz w:val="21"/>
         </w:rPr>
-        <w:t>Cada parte asume las obligaciones tributarias y de seguridad social que le correspondan por ley. Estos pagos se documentan por separado de la planilla.</w:t>
+        <w:t>Cada parte cumple las obligaciones tributarias y de seguridad social que le correspondan por ley.</w:t>
       </w:r>
     </w:p>
     <w:p>
       <w:pPr>
+        <w:keepNext/>
         <w:spacing w:before="280" w:after="120" w:line="300" w:lineRule="auto"/>
         <w:pBdr>
           <w:bottom w:val="single" w:sz="6" w:space="4" w:color="D1D0CB"/>
@@ -358,7 +497,7 @@
           <w:color w:val="2F2E47"/>
           <w:sz w:val="21"/>
         </w:rPr>
-        <w:t>Cada orden de compra indica si la Adquirente adquiere los derechos patrimoniales del producto o una licencia de uso. En caso de adquisición, comprende las modalidades de reproducción, distribución, comunicación pública y transformación, en exclusiva, sin límite de territorio y por todo el plazo legal, salvo que la orden de compra indique otra cosa. La Proveedora conserva sus derechos morales como autora.</w:t>
+        <w:t>Cada orden indica si la Adquirente adquiere los derechos patrimoniales del producto o una licencia de uso, y precisa las modalidades de utilización (reproducción, distribución, comunicación pública y transformación), la exclusividad, el territorio y la duración.</w:t>
       </w:r>
     </w:p>
     <w:p>
@@ -372,23 +511,7 @@
           <w:color w:val="2F2E47"/>
           <w:sz w:val="21"/>
         </w:rPr>
-        <w:t>La Proveedora garantiza que los materiales de terceros incorporados cuentan con licencia o son de uso libre, e informa su origen al entregar.</w:t>
-      </w:r>
-    </w:p>
-    <w:p>
-      <w:pPr>
-        <w:spacing w:before="280" w:after="120" w:line="300" w:lineRule="auto"/>
-        <w:pBdr>
-          <w:bottom w:val="single" w:sz="6" w:space="4" w:color="D1D0CB"/>
-        </w:pBdr>
-      </w:pPr>
-      <w:r>
-        <w:rPr>
-          <w:rFonts w:ascii="Safira March" w:hAnsi="Safira March"/>
-          <w:color w:val="131237"/>
-          <w:sz w:val="28"/>
-        </w:rPr>
-        <w:t>Octava. Confidencialidad</w:t>
+        <w:t>Si la orden no precisa alguno de esos elementos, se entiende concedida a la Adquirente una licencia exclusiva para sus fines institucionales, en cualquier medio y territorio, por todo el plazo de protección legal.</w:t>
       </w:r>
     </w:p>
     <w:p>
@@ -402,11 +525,71 @@
           <w:color w:val="2F2E47"/>
           <w:sz w:val="21"/>
         </w:rPr>
-        <w:t>La información de la Adquirente a la que la Proveedora acceda por este contrato se utiliza solo para elaborar el producto y no se divulga.</w:t>
+        <w:t>La Proveedora garantiza que tiene derechos suficientes para conceder lo pactado, que los materiales de terceros incorporados cuentan con licencia o son de uso libre, y que cuenta con las autorizaciones de quienes colaboraron en el producto. Al entregar, informa el origen de esos materiales y cualquier restricción de uso.</w:t>
       </w:r>
     </w:p>
     <w:p>
       <w:pPr>
+        <w:spacing w:before="0" w:after="120" w:line="300" w:lineRule="auto"/>
+      </w:pPr>
+      <w:r>
+        <w:rPr>
+          <w:rFonts w:ascii="Georgia" w:hAnsi="Georgia"/>
+          <w:b w:val="0"/>
+          <w:color w:val="2F2E47"/>
+          <w:sz w:val="21"/>
+        </w:rPr>
+        <w:t>La entrega del archivo no transmite derechos distintos de los pactados. La Proveedora conserva los derechos morales que la ley le reconoce como autora.</w:t>
+      </w:r>
+    </w:p>
+    <w:p>
+      <w:pPr>
+        <w:keepNext/>
+        <w:spacing w:before="280" w:after="120" w:line="300" w:lineRule="auto"/>
+        <w:pBdr>
+          <w:bottom w:val="single" w:sz="6" w:space="4" w:color="D1D0CB"/>
+        </w:pBdr>
+      </w:pPr>
+      <w:r>
+        <w:rPr>
+          <w:rFonts w:ascii="Safira March" w:hAnsi="Safira March"/>
+          <w:color w:val="131237"/>
+          <w:sz w:val="28"/>
+        </w:rPr>
+        <w:t>Octava. Confidencialidad y datos personales</w:t>
+      </w:r>
+    </w:p>
+    <w:p>
+      <w:pPr>
+        <w:spacing w:before="0" w:after="120" w:line="300" w:lineRule="auto"/>
+      </w:pPr>
+      <w:r>
+        <w:rPr>
+          <w:rFonts w:ascii="Georgia" w:hAnsi="Georgia"/>
+          <w:b w:val="0"/>
+          <w:color w:val="2F2E47"/>
+          <w:sz w:val="21"/>
+        </w:rPr>
+        <w:t>La información de la Adquirente a la que la Proveedora acceda por este contrato se utiliza solo para elaborar el producto y no se divulga. Los datos personales se tratan conforme a la ley de protección de datos.</w:t>
+      </w:r>
+    </w:p>
+    <w:p>
+      <w:pPr>
+        <w:spacing w:before="0" w:after="120" w:line="300" w:lineRule="auto"/>
+      </w:pPr>
+      <w:r>
+        <w:rPr>
+          <w:rFonts w:ascii="Georgia" w:hAnsi="Georgia"/>
+          <w:b w:val="0"/>
+          <w:color w:val="2F2E47"/>
+          <w:sz w:val="21"/>
+        </w:rPr>
+        <w:t>Esta obligación no impide las comunicaciones autorizadas por la ley ni la atención de requerimientos de autoridad competente.</w:t>
+      </w:r>
+    </w:p>
+    <w:p>
+      <w:pPr>
+        <w:keepNext/>
         <w:spacing w:before="280" w:after="120" w:line="300" w:lineRule="auto"/>
         <w:pBdr>
           <w:bottom w:val="single" w:sz="6" w:space="4" w:color="D1D0CB"/>
@@ -432,11 +615,26 @@
           <w:color w:val="2F2E47"/>
           <w:sz w:val="21"/>
         </w:rPr>
-        <w:t>Ante un incumplimiento, la parte afectada lo comunica por escrito y concede un plazo razonable para corregirlo. Si persiste, podrá resolver la orden de compra afectada. Ningún incumplimiento de este contrato tiene efectos disciplinarios en la relación laboral.</w:t>
+        <w:t>La parte que advierta un incumplimiento lo comunica por escrito, con los hechos y la obligación afectada, y concede un plazo razonable para corregirlo. Si el incumplimiento persiste, puede resolver la orden afectada y reclamar los daños que acredite, conforme a la ley.</w:t>
       </w:r>
     </w:p>
     <w:p>
       <w:pPr>
+        <w:spacing w:before="0" w:after="120" w:line="300" w:lineRule="auto"/>
+      </w:pPr>
+      <w:r>
+        <w:rPr>
+          <w:rFonts w:ascii="Georgia" w:hAnsi="Georgia"/>
+          <w:b w:val="0"/>
+          <w:color w:val="2F2E47"/>
+          <w:sz w:val="21"/>
+        </w:rPr>
+        <w:t>Ningún incumplimiento de este contrato, ni su terminación, tiene efectos disciplinarios en la relación laboral.</w:t>
+      </w:r>
+    </w:p>
+    <w:p>
+      <w:pPr>
+        <w:keepNext/>
         <w:spacing w:before="280" w:after="120" w:line="300" w:lineRule="auto"/>
         <w:pBdr>
           <w:bottom w:val="single" w:sz="6" w:space="4" w:color="D1D0CB"/>
@@ -462,11 +660,12 @@
           <w:color w:val="2F2E47"/>
           <w:sz w:val="21"/>
         </w:rPr>
-        <w:t>Este contrato rige por un año desde su firma y se prorroga por periodos iguales, salvo aviso escrito de cualquiera de las partes con quince días naturales de anticipación. Las órdenes de compra aceptadas antes del aviso se cumplen en sus términos.</w:t>
+        <w:t>Este contrato rige por un año desde su firma y se prorroga por periodos iguales, salvo aviso escrito de cualquiera de las partes con quince días naturales de anticipación. Las órdenes aceptadas antes del aviso se cumplen en sus términos.</w:t>
       </w:r>
     </w:p>
     <w:p>
       <w:pPr>
+        <w:keepNext/>
         <w:spacing w:before="280" w:after="120" w:line="300" w:lineRule="auto"/>
         <w:pBdr>
           <w:bottom w:val="single" w:sz="6" w:space="4" w:color="D1D0CB"/>
@@ -478,7 +677,7 @@
           <w:color w:val="131237"/>
           <w:sz w:val="28"/>
         </w:rPr>
-        <w:t>Undécima. Alcance temporal y derechos laborales</w:t>
+        <w:t>Undécima. Alcance temporal</w:t>
       </w:r>
     </w:p>
     <w:p>
@@ -492,11 +691,12 @@
           <w:color w:val="2F2E47"/>
           <w:sz w:val="21"/>
         </w:rPr>
-        <w:t>Este contrato se aplica a las adquisiciones posteriores a su firma. No modifica, sustituye ni califica pagos, obligaciones o derechos anteriores, ni afecta los derechos que la ley reconoce a la Proveedora como trabajadora.</w:t>
+        <w:t>Este contrato se aplica a las operaciones posteriores a su firma. No modifica ni califica actividades, pagos u obligaciones anteriores, ni implica reconocimiento, renuncia o liquidación de derechos.</w:t>
       </w:r>
     </w:p>
     <w:p>
       <w:pPr>
+        <w:keepNext/>
         <w:spacing w:before="280" w:after="120" w:line="300" w:lineRule="auto"/>
         <w:pBdr>
           <w:bottom w:val="single" w:sz="6" w:space="4" w:color="D1D0CB"/>
@@ -522,11 +722,12 @@
           <w:color w:val="2F2E47"/>
           <w:sz w:val="21"/>
         </w:rPr>
-        <w:t>La Proveedora firma de forma libre y voluntaria, después de contar con el tiempo necesario para revisar y consultar este contrato. Su negativa a firmarlo no tiene consecuencia alguna en su relación laboral.</w:t>
+        <w:t>La Proveedora firma de forma libre y voluntaria, después de contar con el tiempo necesario para revisar, consultar y negociar este contrato. Su negativa a firmarlo, o a aceptar una orden, no tiene consecuencia alguna en su relación laboral.</w:t>
       </w:r>
     </w:p>
     <w:p>
       <w:pPr>
+        <w:keepNext/>
         <w:spacing w:before="280" w:after="120" w:line="300" w:lineRule="auto"/>
         <w:pBdr>
           <w:bottom w:val="single" w:sz="6" w:space="4" w:color="D1D0CB"/>
@@ -552,7 +753,7 @@
           <w:color w:val="2F2E47"/>
           <w:sz w:val="21"/>
         </w:rPr>
-        <w:t>Este contrato se rige por el Código Civil y demás normas aplicables de Costa Rica, sin perjuicio de las normas laborales de orden público.</w:t>
+        <w:t>Este contrato se rige por el Código Civil, la Ley sobre Derechos de Autor y Derechos Conexos y demás normas aplicables de Costa Rica. Ninguna de sus cláusulas limita el acceso a la jurisdicción laboral ni implica renuncia a derechos irrenunciables.</w:t>
       </w:r>
     </w:p>
     <w:p>
@@ -704,6 +905,465 @@
                 <w:sz w:val="19"/>
               </w:rPr>
               <w:t>La Proveedora</w:t>
+            </w:r>
+          </w:p>
+        </w:tc>
+      </w:tr>
+    </w:tbl>
+    <w:p/>
+    <w:p>
+      <w:r>
+        <w:br w:type="page"/>
+      </w:r>
+    </w:p>
+    <w:p>
+      <w:pPr>
+        <w:keepNext/>
+        <w:spacing w:before="280" w:after="120" w:line="300" w:lineRule="auto"/>
+        <w:pBdr>
+          <w:bottom w:val="single" w:sz="6" w:space="4" w:color="D1D0CB"/>
+        </w:pBdr>
+      </w:pPr>
+      <w:r>
+        <w:rPr>
+          <w:rFonts w:ascii="Safira March" w:hAnsi="Safira March"/>
+          <w:color w:val="131237"/>
+          <w:sz w:val="28"/>
+        </w:rPr>
+        <w:t>Anexo. Modelo de orden de compra</w:t>
+      </w:r>
+    </w:p>
+    <w:tbl>
+      <w:tblPr>
+        <w:tblW w:type="auto" w:w="0"/>
+        <w:jc w:val="center"/>
+        <w:tblLook w:firstColumn="1" w:firstRow="1" w:lastColumn="0" w:lastRow="0" w:noHBand="0" w:noVBand="1" w:val="04A0"/>
+        <w:tblBorders>
+          <w:top w:val="nil"/>
+          <w:left w:val="nil"/>
+          <w:bottom w:val="nil"/>
+          <w:right w:val="nil"/>
+          <w:insideH w:val="nil"/>
+          <w:insideV w:val="nil"/>
+        </w:tblBorders>
+      </w:tblPr>
+      <w:tblGrid>
+        <w:gridCol w:w="4536"/>
+        <w:gridCol w:w="4536"/>
+      </w:tblGrid>
+      <w:tr>
+        <w:tc>
+          <w:tcPr>
+            <w:tcW w:type="dxa" w:w="4536"/>
+          </w:tcPr>
+          <w:p>
+            <w:pPr>
+              <w:spacing w:before="40" w:after="40" w:line="264" w:lineRule="auto"/>
+            </w:pPr>
+            <w:r>
+              <w:rPr>
+                <w:rFonts w:ascii="Georgia" w:hAnsi="Georgia"/>
+                <w:b w:val="0"/>
+                <w:color w:val="5C6684"/>
+                <w:sz w:val="19"/>
+              </w:rPr>
+              <w:t>Orden n.º</w:t>
+            </w:r>
+          </w:p>
+        </w:tc>
+        <w:tc>
+          <w:tcPr>
+            <w:tcW w:type="dxa" w:w="4536"/>
+          </w:tcPr>
+          <w:p>
+            <w:pPr>
+              <w:spacing w:before="40" w:after="40" w:line="264" w:lineRule="auto"/>
+            </w:pPr>
+          </w:p>
+        </w:tc>
+      </w:tr>
+      <w:tr>
+        <w:tc>
+          <w:tcPr>
+            <w:tcW w:type="dxa" w:w="4536"/>
+          </w:tcPr>
+          <w:p>
+            <w:pPr>
+              <w:spacing w:before="40" w:after="40" w:line="264" w:lineRule="auto"/>
+            </w:pPr>
+            <w:r>
+              <w:rPr>
+                <w:rFonts w:ascii="Georgia" w:hAnsi="Georgia"/>
+                <w:b w:val="0"/>
+                <w:color w:val="5C6684"/>
+                <w:sz w:val="19"/>
+              </w:rPr>
+              <w:t>Fecha</w:t>
+            </w:r>
+          </w:p>
+        </w:tc>
+        <w:tc>
+          <w:tcPr>
+            <w:tcW w:type="dxa" w:w="4536"/>
+          </w:tcPr>
+          <w:p>
+            <w:pPr>
+              <w:spacing w:before="40" w:after="40" w:line="264" w:lineRule="auto"/>
+            </w:pPr>
+          </w:p>
+        </w:tc>
+      </w:tr>
+      <w:tr>
+        <w:tc>
+          <w:tcPr>
+            <w:tcW w:type="dxa" w:w="4536"/>
+          </w:tcPr>
+          <w:p>
+            <w:pPr>
+              <w:spacing w:before="40" w:after="40" w:line="264" w:lineRule="auto"/>
+            </w:pPr>
+            <w:r>
+              <w:rPr>
+                <w:rFonts w:ascii="Georgia" w:hAnsi="Georgia"/>
+                <w:b w:val="0"/>
+                <w:color w:val="5C6684"/>
+                <w:sz w:val="19"/>
+              </w:rPr>
+              <w:t>Producto</w:t>
+            </w:r>
+          </w:p>
+        </w:tc>
+        <w:tc>
+          <w:tcPr>
+            <w:tcW w:type="dxa" w:w="4536"/>
+          </w:tcPr>
+          <w:p>
+            <w:pPr>
+              <w:spacing w:before="40" w:after="40" w:line="264" w:lineRule="auto"/>
+            </w:pPr>
+          </w:p>
+        </w:tc>
+      </w:tr>
+      <w:tr>
+        <w:tc>
+          <w:tcPr>
+            <w:tcW w:type="dxa" w:w="4536"/>
+          </w:tcPr>
+          <w:p>
+            <w:pPr>
+              <w:spacing w:before="40" w:after="40" w:line="264" w:lineRule="auto"/>
+            </w:pPr>
+            <w:r>
+              <w:rPr>
+                <w:rFonts w:ascii="Georgia" w:hAnsi="Georgia"/>
+                <w:b w:val="0"/>
+                <w:color w:val="5C6684"/>
+                <w:sz w:val="19"/>
+              </w:rPr>
+              <w:t>Terminado o por elaborar</w:t>
+            </w:r>
+          </w:p>
+        </w:tc>
+        <w:tc>
+          <w:tcPr>
+            <w:tcW w:type="dxa" w:w="4536"/>
+          </w:tcPr>
+          <w:p>
+            <w:pPr>
+              <w:spacing w:before="40" w:after="40" w:line="264" w:lineRule="auto"/>
+            </w:pPr>
+          </w:p>
+        </w:tc>
+      </w:tr>
+      <w:tr>
+        <w:tc>
+          <w:tcPr>
+            <w:tcW w:type="dxa" w:w="4536"/>
+          </w:tcPr>
+          <w:p>
+            <w:pPr>
+              <w:spacing w:before="40" w:after="40" w:line="264" w:lineRule="auto"/>
+            </w:pPr>
+            <w:r>
+              <w:rPr>
+                <w:rFonts w:ascii="Georgia" w:hAnsi="Georgia"/>
+                <w:b w:val="0"/>
+                <w:color w:val="5C6684"/>
+                <w:sz w:val="19"/>
+              </w:rPr>
+              <w:t>Características y criterios de aceptación</w:t>
+            </w:r>
+          </w:p>
+        </w:tc>
+        <w:tc>
+          <w:tcPr>
+            <w:tcW w:type="dxa" w:w="4536"/>
+          </w:tcPr>
+          <w:p>
+            <w:pPr>
+              <w:spacing w:before="40" w:after="40" w:line="264" w:lineRule="auto"/>
+            </w:pPr>
+          </w:p>
+        </w:tc>
+      </w:tr>
+      <w:tr>
+        <w:tc>
+          <w:tcPr>
+            <w:tcW w:type="dxa" w:w="4536"/>
+          </w:tcPr>
+          <w:p>
+            <w:pPr>
+              <w:spacing w:before="40" w:after="40" w:line="264" w:lineRule="auto"/>
+            </w:pPr>
+            <w:r>
+              <w:rPr>
+                <w:rFonts w:ascii="Georgia" w:hAnsi="Georgia"/>
+                <w:b w:val="0"/>
+                <w:color w:val="5C6684"/>
+                <w:sz w:val="19"/>
+              </w:rPr>
+              <w:t>Participantes y autorizaciones</w:t>
+            </w:r>
+          </w:p>
+        </w:tc>
+        <w:tc>
+          <w:tcPr>
+            <w:tcW w:type="dxa" w:w="4536"/>
+          </w:tcPr>
+          <w:p>
+            <w:pPr>
+              <w:spacing w:before="40" w:after="40" w:line="264" w:lineRule="auto"/>
+            </w:pPr>
+          </w:p>
+        </w:tc>
+      </w:tr>
+      <w:tr>
+        <w:tc>
+          <w:tcPr>
+            <w:tcW w:type="dxa" w:w="4536"/>
+          </w:tcPr>
+          <w:p>
+            <w:pPr>
+              <w:spacing w:before="40" w:after="40" w:line="264" w:lineRule="auto"/>
+            </w:pPr>
+            <w:r>
+              <w:rPr>
+                <w:rFonts w:ascii="Georgia" w:hAnsi="Georgia"/>
+                <w:b w:val="0"/>
+                <w:color w:val="5C6684"/>
+                <w:sz w:val="19"/>
+              </w:rPr>
+              <w:t>Precio</w:t>
+            </w:r>
+          </w:p>
+        </w:tc>
+        <w:tc>
+          <w:tcPr>
+            <w:tcW w:type="dxa" w:w="4536"/>
+          </w:tcPr>
+          <w:p>
+            <w:pPr>
+              <w:spacing w:before="40" w:after="40" w:line="264" w:lineRule="auto"/>
+            </w:pPr>
+            <w:r>
+              <w:rPr>
+                <w:rFonts w:ascii="Georgia" w:hAnsi="Georgia"/>
+                <w:b w:val="0"/>
+                <w:color w:val="2F2E47"/>
+                <w:sz w:val="19"/>
+              </w:rPr>
+              <w:t>₡ ______ (con / sin IVA)</w:t>
+            </w:r>
+          </w:p>
+        </w:tc>
+      </w:tr>
+      <w:tr>
+        <w:tc>
+          <w:tcPr>
+            <w:tcW w:type="dxa" w:w="4536"/>
+          </w:tcPr>
+          <w:p>
+            <w:pPr>
+              <w:spacing w:before="40" w:after="40" w:line="264" w:lineRule="auto"/>
+            </w:pPr>
+            <w:r>
+              <w:rPr>
+                <w:rFonts w:ascii="Georgia" w:hAnsi="Georgia"/>
+                <w:b w:val="0"/>
+                <w:color w:val="5C6684"/>
+                <w:sz w:val="19"/>
+              </w:rPr>
+              <w:t>Fecha y canal de entrega</w:t>
+            </w:r>
+          </w:p>
+        </w:tc>
+        <w:tc>
+          <w:tcPr>
+            <w:tcW w:type="dxa" w:w="4536"/>
+          </w:tcPr>
+          <w:p>
+            <w:pPr>
+              <w:spacing w:before="40" w:after="40" w:line="264" w:lineRule="auto"/>
+            </w:pPr>
+          </w:p>
+        </w:tc>
+      </w:tr>
+      <w:tr>
+        <w:tc>
+          <w:tcPr>
+            <w:tcW w:type="dxa" w:w="4536"/>
+          </w:tcPr>
+          <w:p>
+            <w:pPr>
+              <w:spacing w:before="40" w:after="40" w:line="264" w:lineRule="auto"/>
+            </w:pPr>
+            <w:r>
+              <w:rPr>
+                <w:rFonts w:ascii="Georgia" w:hAnsi="Georgia"/>
+                <w:b w:val="0"/>
+                <w:color w:val="5C6684"/>
+                <w:sz w:val="19"/>
+              </w:rPr>
+              <w:t>Derechos</w:t>
+            </w:r>
+          </w:p>
+        </w:tc>
+        <w:tc>
+          <w:tcPr>
+            <w:tcW w:type="dxa" w:w="4536"/>
+          </w:tcPr>
+          <w:p>
+            <w:pPr>
+              <w:spacing w:before="40" w:after="40" w:line="264" w:lineRule="auto"/>
+            </w:pPr>
+            <w:r>
+              <w:rPr>
+                <w:rFonts w:ascii="Georgia" w:hAnsi="Georgia"/>
+                <w:b w:val="0"/>
+                <w:color w:val="2F2E47"/>
+                <w:sz w:val="19"/>
+              </w:rPr>
+              <w:t>Cesión / licencia · modalidades · exclusividad · territorio · duración</w:t>
+            </w:r>
+          </w:p>
+        </w:tc>
+      </w:tr>
+      <w:tr>
+        <w:tc>
+          <w:tcPr>
+            <w:tcW w:type="dxa" w:w="4536"/>
+          </w:tcPr>
+          <w:p>
+            <w:pPr>
+              <w:spacing w:before="40" w:after="40" w:line="264" w:lineRule="auto"/>
+            </w:pPr>
+            <w:r>
+              <w:rPr>
+                <w:rFonts w:ascii="Georgia" w:hAnsi="Georgia"/>
+                <w:b w:val="0"/>
+                <w:color w:val="5C6684"/>
+                <w:sz w:val="19"/>
+              </w:rPr>
+              <w:t>Uso de instalaciones o recursos</w:t>
+            </w:r>
+          </w:p>
+        </w:tc>
+        <w:tc>
+          <w:tcPr>
+            <w:tcW w:type="dxa" w:w="4536"/>
+          </w:tcPr>
+          <w:p>
+            <w:pPr>
+              <w:spacing w:before="40" w:after="40" w:line="264" w:lineRule="auto"/>
+            </w:pPr>
+            <w:r>
+              <w:rPr>
+                <w:rFonts w:ascii="Georgia" w:hAnsi="Georgia"/>
+                <w:b w:val="0"/>
+                <w:color w:val="2F2E47"/>
+                <w:sz w:val="19"/>
+              </w:rPr>
+              <w:t>No / Sí: fecha, horario y recursos</w:t>
+            </w:r>
+          </w:p>
+        </w:tc>
+      </w:tr>
+      <w:tr>
+        <w:tc>
+          <w:tcPr>
+            <w:tcW w:type="dxa" w:w="4536"/>
+          </w:tcPr>
+          <w:p>
+            <w:pPr>
+              <w:spacing w:before="40" w:after="40" w:line="264" w:lineRule="auto"/>
+            </w:pPr>
+            <w:r>
+              <w:rPr>
+                <w:rFonts w:ascii="Georgia" w:hAnsi="Georgia"/>
+                <w:b w:val="0"/>
+                <w:color w:val="5C6684"/>
+                <w:sz w:val="19"/>
+              </w:rPr>
+              <w:t>Aceptación de la Proveedora</w:t>
+            </w:r>
+          </w:p>
+        </w:tc>
+        <w:tc>
+          <w:tcPr>
+            <w:tcW w:type="dxa" w:w="4536"/>
+          </w:tcPr>
+          <w:p>
+            <w:pPr>
+              <w:spacing w:before="40" w:after="40" w:line="264" w:lineRule="auto"/>
+            </w:pPr>
+            <w:r>
+              <w:rPr>
+                <w:rFonts w:ascii="Georgia" w:hAnsi="Georgia"/>
+                <w:b w:val="0"/>
+                <w:color w:val="2F2E47"/>
+                <w:sz w:val="19"/>
+              </w:rPr>
+              <w:t>Nombre, firma y fecha</w:t>
+            </w:r>
+          </w:p>
+        </w:tc>
+      </w:tr>
+      <w:tr>
+        <w:tc>
+          <w:tcPr>
+            <w:tcW w:type="dxa" w:w="4536"/>
+          </w:tcPr>
+          <w:p>
+            <w:pPr>
+              <w:spacing w:before="40" w:after="40" w:line="264" w:lineRule="auto"/>
+            </w:pPr>
+            <w:r>
+              <w:rPr>
+                <w:rFonts w:ascii="Georgia" w:hAnsi="Georgia"/>
+                <w:b w:val="0"/>
+                <w:color w:val="5C6684"/>
+                <w:sz w:val="19"/>
+              </w:rPr>
+              <w:t>Aceptación de la Adquirente</w:t>
+            </w:r>
+          </w:p>
+        </w:tc>
+        <w:tc>
+          <w:tcPr>
+            <w:tcW w:type="dxa" w:w="4536"/>
+          </w:tcPr>
+          <w:p>
+            <w:pPr>
+              <w:spacing w:before="40" w:after="40" w:line="264" w:lineRule="auto"/>
+            </w:pPr>
+            <w:r>
+              <w:rPr>
+                <w:rFonts w:ascii="Georgia" w:hAnsi="Georgia"/>
+                <w:b w:val="0"/>
+                <w:color w:val="2F2E47"/>
+                <w:sz w:val="19"/>
+              </w:rPr>
+              <w:t>Nombre, firma y fecha</w:t>
             </w:r>
           </w:p>
         </w:tc>

--- a/casos/laboral-kcarmona/escritos/2026-10-27_Propuesta_Contrato_Marco_Productos_Audiovisuales.docx
+++ b/casos/laboral-kcarmona/escritos/2026-10-27_Propuesta_Contrato_Marco_Productos_Audiovisuales.docx
@@ -393,7 +393,7 @@
           <w:color w:val="2F2E47"/>
           <w:sz w:val="21"/>
         </w:rPr>
-        <w:t>La entrega es completa cuando la Adquirente recibe, por el canal indicado en la orden, el archivo final y las autorizaciones pactados. Desde ese momento dispone de cinco días hábiles para aceptar el producto o formular observaciones concretas, referidas a los criterios de la orden.</w:t>
+        <w:t>La entrega se hace en el correo o la carpeta digital que designe la orden, y es completa cuando comprende el archivo final y las autorizaciones pactados. Desde la fecha de envío registrada en ese canal, la Adquirente dispone de cinco días hábiles para aceptar el producto o formular observaciones concretas, referidas a los criterios de la orden.</w:t>
       </w:r>
     </w:p>
     <w:p>
@@ -497,7 +497,7 @@
           <w:color w:val="2F2E47"/>
           <w:sz w:val="21"/>
         </w:rPr>
-        <w:t>Cada orden indica si la Adquirente adquiere los derechos patrimoniales del producto o una licencia de uso, y precisa las modalidades de utilización (reproducción, distribución, comunicación pública y transformación), la exclusividad, el territorio y la duración.</w:t>
+        <w:t>Cada orden identifica el producto e indica si la Adquirente adquiere los derechos patrimoniales o una licencia de uso. Si la Adquirente requiere ser titular de esos derechos, la orden lo pacta como cesión expresa.</w:t>
       </w:r>
     </w:p>
     <w:p>
@@ -511,7 +511,21 @@
           <w:color w:val="2F2E47"/>
           <w:sz w:val="21"/>
         </w:rPr>
-        <w:t>Si la orden no precisa alguno de esos elementos, se entiende concedida a la Adquirente una licencia exclusiva para sus fines institucionales, en cualquier medio y territorio, por todo el plazo de protección legal.</w:t>
+        <w:t>Salvo que la orden disponga otra cosa, la Proveedora concede a la Adquirente una licencia exclusiva, de alcance mundial y por todo el plazo de protección legal, para reproducir, editar, adaptar, distribuir, comunicar públicamente y poner a disposición el producto, incluidos fragmentos, subtítulos y otros formatos derivados, en su sitio web, redes sociales, plataformas audiovisuales y demás medios digitales, así como en sus campañas institucionales y en su publicidad.</w:t>
+      </w:r>
+    </w:p>
+    <w:p>
+      <w:pPr>
+        <w:spacing w:before="0" w:after="120" w:line="300" w:lineRule="auto"/>
+      </w:pPr>
+      <w:r>
+        <w:rPr>
+          <w:rFonts w:ascii="Georgia" w:hAnsi="Georgia"/>
+          <w:b w:val="0"/>
+          <w:color w:val="2F2E47"/>
+          <w:sz w:val="21"/>
+        </w:rPr>
+        <w:t>La orden puede ampliar, limitar o precisar los derechos concedidos.</w:t>
       </w:r>
     </w:p>
     <w:p>

--- a/casos/laboral-kcarmona/escritos/2026-10-27_Propuesta_Contrato_Marco_Productos_Audiovisuales.docx
+++ b/casos/laboral-kcarmona/escritos/2026-10-27_Propuesta_Contrato_Marco_Productos_Audiovisuales.docx
@@ -154,7 +154,21 @@
           <w:color w:val="2F2E47"/>
           <w:sz w:val="21"/>
         </w:rPr>
-        <w:t>Las operaciones de este contrato son distintas de las funciones del puesto. La Proveedora las ejecuta fuera de su jornada laboral, con sus propios medios y con autonomía para decidir cómo crear los productos y organizar su trabajo. La Adquirente define los requisitos del producto, pero no dirige su ejecución.</w:t>
+        <w:t>Las operaciones de este contrato son distintas de las funciones del puesto. La Proveedora las ejecuta fuera de su jornada laboral y con autonomía para decidir cómo crear los productos y organizar su trabajo. La Adquirente define los requisitos del producto, pero no dirige su ejecución.</w:t>
+      </w:r>
+    </w:p>
+    <w:p>
+      <w:pPr>
+        <w:spacing w:before="0" w:after="120" w:line="300" w:lineRule="auto"/>
+      </w:pPr>
+      <w:r>
+        <w:rPr>
+          <w:rFonts w:ascii="Georgia" w:hAnsi="Georgia"/>
+          <w:b w:val="0"/>
+          <w:color w:val="2F2E47"/>
+          <w:sz w:val="21"/>
+        </w:rPr>
+        <w:t>Los equipos, programas y demás herramientas de trabajo son de la Proveedora, y los productos le pertenecen como autora y titular, salvo los derechos que conceda a la Adquirente conforme a la cláusula sétima.</w:t>
       </w:r>
     </w:p>
     <w:p>
@@ -186,6 +200,20 @@
           <w:sz w:val="28"/>
         </w:rPr>
         <w:t>Tercera. Órdenes de compra</w:t>
+      </w:r>
+    </w:p>
+    <w:p>
+      <w:pPr>
+        <w:spacing w:before="0" w:after="120" w:line="300" w:lineRule="auto"/>
+      </w:pPr>
+      <w:r>
+        <w:rPr>
+          <w:rFonts w:ascii="Georgia" w:hAnsi="Georgia"/>
+          <w:b w:val="0"/>
+          <w:color w:val="2F2E47"/>
+          <w:sz w:val="21"/>
+        </w:rPr>
+        <w:t>La constancia de inscripción de la Proveedora ante el Ministerio de Hacienda forma parte de este contrato como anexo 2.</w:t>
       </w:r>
     </w:p>
     <w:p>
@@ -348,7 +376,7 @@
           <w:color w:val="2F2E47"/>
           <w:sz w:val="21"/>
         </w:rPr>
-        <w:t>Cada persona que participa lo hace de forma voluntaria y con autorización escrita para el uso de su imagen, su voz y su intervención. La Proveedora gestiona esas autorizaciones y las entrega con el producto.</w:t>
+        <w:t>Cada persona que participa lo hace de forma voluntaria y con autorización escrita para el uso de su imagen, su voz y su intervención, y cede o licencia sus aportes creativos cuando los haya. La Proveedora gestiona esas autorizaciones y las entrega con el producto.</w:t>
       </w:r>
     </w:p>
     <w:p>
@@ -393,7 +421,21 @@
           <w:color w:val="2F2E47"/>
           <w:sz w:val="21"/>
         </w:rPr>
-        <w:t>La entrega se hace en el correo o la carpeta digital que designe la orden, y es completa cuando comprende el archivo final y las autorizaciones pactados. Desde la fecha de envío registrada en ese canal, la Adquirente dispone de cinco días hábiles para aceptar el producto o formular observaciones concretas, referidas a los criterios de la orden.</w:t>
+        <w:t>La entrega se hace en el correo o la carpeta digital que designe la orden, y es completa cuando comprende el archivo final y las autorizaciones pactados. El plazo de revisión corre desde que el producto completo queda disponible en ese canal, con constancia del envío. Si un archivo no se puede abrir o está incompleto, la Adquirente lo comunica dentro de los dos días hábiles siguientes, y el plazo corre desde el nuevo envío.</w:t>
+      </w:r>
+    </w:p>
+    <w:p>
+      <w:pPr>
+        <w:spacing w:before="0" w:after="120" w:line="300" w:lineRule="auto"/>
+      </w:pPr>
+      <w:r>
+        <w:rPr>
+          <w:rFonts w:ascii="Georgia" w:hAnsi="Georgia"/>
+          <w:b w:val="0"/>
+          <w:color w:val="2F2E47"/>
+          <w:sz w:val="21"/>
+        </w:rPr>
+        <w:t>Durante el plazo de revisión, de cinco días hábiles, la Adquirente acepta el producto o formula observaciones concretas, referidas a los criterios de la orden.</w:t>
       </w:r>
     </w:p>
     <w:p>
@@ -452,7 +494,7 @@
           <w:color w:val="2F2E47"/>
           <w:sz w:val="21"/>
         </w:rPr>
-        <w:t>El precio es el fijado en cada orden. La Proveedora emite el comprobante electrónico correspondiente, y la Adquirente paga dentro de los ocho días naturales siguientes a la aceptación y a la recepción del comprobante.</w:t>
+        <w:t>El precio es el fijado en cada orden. La Proveedora emite el comprobante electrónico correspondiente. La Adquirente paga a sus proveedores los miércoles o jueves, y cada pago se hace en el primero de esos días posterior a la aceptación del producto y a la recepción del comprobante.</w:t>
       </w:r>
     </w:p>
     <w:p>
@@ -497,7 +539,7 @@
           <w:color w:val="2F2E47"/>
           <w:sz w:val="21"/>
         </w:rPr>
-        <w:t>Cada orden identifica el producto e indica si la Adquirente adquiere los derechos patrimoniales o una licencia de uso. Si la Adquirente requiere ser titular de esos derechos, la orden lo pacta como cesión expresa.</w:t>
+        <w:t>Cada orden identifica el producto e indica si la Proveedora concede una licencia de uso o cede los derechos patrimoniales. La cesión solo existe si la orden la pacta de forma expresa.</w:t>
       </w:r>
     </w:p>
     <w:p>
@@ -539,7 +581,7 @@
           <w:color w:val="2F2E47"/>
           <w:sz w:val="21"/>
         </w:rPr>
-        <w:t>La Proveedora garantiza que tiene derechos suficientes para conceder lo pactado, que los materiales de terceros incorporados cuentan con licencia o son de uso libre, y que cuenta con las autorizaciones de quienes colaboraron en el producto. Al entregar, informa el origen de esos materiales y cualquier restricción de uso.</w:t>
+        <w:t>La Proveedora concede solo los derechos de los que es titular. Garantiza que los materiales de terceros incorporados cuentan con licencia o son de uso libre, y que cuenta con las autorizaciones y, cuando corresponda, con la cesión o licencia de los aportes creativos de quienes colaboraron en el producto. Al entregar, informa el origen de esos materiales y cualquier restricción de uso.</w:t>
       </w:r>
     </w:p>
     <w:p>
@@ -674,7 +716,7 @@
           <w:color w:val="2F2E47"/>
           <w:sz w:val="21"/>
         </w:rPr>
-        <w:t>Este contrato rige por un año desde su firma y se prorroga por periodos iguales, salvo aviso escrito de cualquiera de las partes con quince días naturales de anticipación. Las órdenes aceptadas antes del aviso se cumplen en sus términos.</w:t>
+        <w:t>Este contrato rige por un año desde su firma y se renueva automáticamente por periodos iguales, salvo que una de las partes comunique por escrito lo contrario con quince días naturales de anticipación. Las órdenes aceptadas antes del aviso se cumplen en sus términos.</w:t>
       </w:r>
     </w:p>
     <w:p>
@@ -926,14 +968,10 @@
     </w:tbl>
     <w:p/>
     <w:p>
-      <w:r>
-        <w:br w:type="page"/>
-      </w:r>
-    </w:p>
-    <w:p>
       <w:pPr>
         <w:keepNext/>
         <w:spacing w:before="280" w:after="120" w:line="300" w:lineRule="auto"/>
+        <w:pageBreakBefore/>
         <w:pBdr>
           <w:bottom w:val="single" w:sz="6" w:space="4" w:color="D1D0CB"/>
         </w:pBdr>
@@ -944,7 +982,7 @@
           <w:color w:val="131237"/>
           <w:sz w:val="28"/>
         </w:rPr>
-        <w:t>Anexo. Modelo de orden de compra</w:t>
+        <w:t>Anexo 1. Modelo de orden de compra</w:t>
       </w:r>
     </w:p>
     <w:tbl>
@@ -1384,6 +1422,231 @@
       </w:tr>
     </w:tbl>
     <w:p/>
+    <w:p>
+      <w:pPr>
+        <w:keepNext/>
+        <w:spacing w:before="280" w:after="120" w:line="300" w:lineRule="auto"/>
+        <w:pageBreakBefore/>
+        <w:pBdr>
+          <w:bottom w:val="single" w:sz="6" w:space="4" w:color="D1D0CB"/>
+        </w:pBdr>
+      </w:pPr>
+      <w:r>
+        <w:rPr>
+          <w:rFonts w:ascii="Safira March" w:hAnsi="Safira March"/>
+          <w:color w:val="131237"/>
+          <w:sz w:val="28"/>
+        </w:rPr>
+        <w:t>Anexo 2. Inscripción tributaria de la Proveedora</w:t>
+      </w:r>
+    </w:p>
+    <w:p>
+      <w:pPr>
+        <w:spacing w:before="0" w:after="120" w:line="300" w:lineRule="auto"/>
+      </w:pPr>
+      <w:r>
+        <w:rPr>
+          <w:rFonts w:ascii="Georgia" w:hAnsi="Georgia"/>
+          <w:b w:val="0"/>
+          <w:color w:val="2F2E47"/>
+          <w:sz w:val="21"/>
+        </w:rPr>
+        <w:t>Se adjunta la constancia de inscripción de la Proveedora en el Registro Único Tributario del Ministerio de Hacienda.</w:t>
+      </w:r>
+    </w:p>
+    <w:tbl>
+      <w:tblPr>
+        <w:tblW w:type="auto" w:w="0"/>
+        <w:jc w:val="center"/>
+        <w:tblLook w:firstColumn="1" w:firstRow="1" w:lastColumn="0" w:lastRow="0" w:noHBand="0" w:noVBand="1" w:val="04A0"/>
+        <w:tblBorders>
+          <w:top w:val="nil"/>
+          <w:left w:val="nil"/>
+          <w:bottom w:val="nil"/>
+          <w:right w:val="nil"/>
+          <w:insideH w:val="nil"/>
+          <w:insideV w:val="nil"/>
+        </w:tblBorders>
+      </w:tblPr>
+      <w:tblGrid>
+        <w:gridCol w:w="4536"/>
+        <w:gridCol w:w="4536"/>
+      </w:tblGrid>
+      <w:tr>
+        <w:tc>
+          <w:tcPr>
+            <w:tcW w:type="dxa" w:w="4536"/>
+          </w:tcPr>
+          <w:p>
+            <w:pPr>
+              <w:spacing w:before="40" w:after="40" w:line="264" w:lineRule="auto"/>
+            </w:pPr>
+            <w:r>
+              <w:rPr>
+                <w:rFonts w:ascii="Georgia" w:hAnsi="Georgia"/>
+                <w:b w:val="0"/>
+                <w:color w:val="5C6684"/>
+                <w:sz w:val="19"/>
+              </w:rPr>
+              <w:t>Nombre</w:t>
+            </w:r>
+          </w:p>
+        </w:tc>
+        <w:tc>
+          <w:tcPr>
+            <w:tcW w:type="dxa" w:w="4536"/>
+          </w:tcPr>
+          <w:p>
+            <w:pPr>
+              <w:spacing w:before="40" w:after="40" w:line="264" w:lineRule="auto"/>
+            </w:pPr>
+            <w:r>
+              <w:rPr>
+                <w:rFonts w:ascii="Georgia" w:hAnsi="Georgia"/>
+                <w:b w:val="0"/>
+                <w:color w:val="2F2E47"/>
+                <w:sz w:val="19"/>
+              </w:rPr>
+              <w:t>Kristell Carmona Soto</w:t>
+            </w:r>
+          </w:p>
+        </w:tc>
+      </w:tr>
+      <w:tr>
+        <w:tc>
+          <w:tcPr>
+            <w:tcW w:type="dxa" w:w="4536"/>
+          </w:tcPr>
+          <w:p>
+            <w:pPr>
+              <w:spacing w:before="40" w:after="40" w:line="264" w:lineRule="auto"/>
+            </w:pPr>
+            <w:r>
+              <w:rPr>
+                <w:rFonts w:ascii="Georgia" w:hAnsi="Georgia"/>
+                <w:b w:val="0"/>
+                <w:color w:val="5C6684"/>
+                <w:sz w:val="19"/>
+              </w:rPr>
+              <w:t>Cédula</w:t>
+            </w:r>
+          </w:p>
+        </w:tc>
+        <w:tc>
+          <w:tcPr>
+            <w:tcW w:type="dxa" w:w="4536"/>
+          </w:tcPr>
+          <w:p>
+            <w:pPr>
+              <w:spacing w:before="40" w:after="40" w:line="264" w:lineRule="auto"/>
+            </w:pPr>
+            <w:r>
+              <w:rPr>
+                <w:rFonts w:ascii="Georgia" w:hAnsi="Georgia"/>
+                <w:b w:val="0"/>
+                <w:color w:val="2F2E47"/>
+                <w:sz w:val="19"/>
+              </w:rPr>
+              <w:t>1-1762-0524</w:t>
+            </w:r>
+          </w:p>
+        </w:tc>
+      </w:tr>
+      <w:tr>
+        <w:tc>
+          <w:tcPr>
+            <w:tcW w:type="dxa" w:w="4536"/>
+          </w:tcPr>
+          <w:p>
+            <w:pPr>
+              <w:spacing w:before="40" w:after="40" w:line="264" w:lineRule="auto"/>
+            </w:pPr>
+            <w:r>
+              <w:rPr>
+                <w:rFonts w:ascii="Georgia" w:hAnsi="Georgia"/>
+                <w:b w:val="0"/>
+                <w:color w:val="5C6684"/>
+                <w:sz w:val="19"/>
+              </w:rPr>
+              <w:t>Actividad económica inscrita</w:t>
+            </w:r>
+          </w:p>
+        </w:tc>
+        <w:tc>
+          <w:tcPr>
+            <w:tcW w:type="dxa" w:w="4536"/>
+          </w:tcPr>
+          <w:p>
+            <w:pPr>
+              <w:spacing w:before="40" w:after="40" w:line="264" w:lineRule="auto"/>
+            </w:pPr>
+          </w:p>
+        </w:tc>
+      </w:tr>
+      <w:tr>
+        <w:tc>
+          <w:tcPr>
+            <w:tcW w:type="dxa" w:w="4536"/>
+          </w:tcPr>
+          <w:p>
+            <w:pPr>
+              <w:spacing w:before="40" w:after="40" w:line="264" w:lineRule="auto"/>
+            </w:pPr>
+            <w:r>
+              <w:rPr>
+                <w:rFonts w:ascii="Georgia" w:hAnsi="Georgia"/>
+                <w:b w:val="0"/>
+                <w:color w:val="5C6684"/>
+                <w:sz w:val="19"/>
+              </w:rPr>
+              <w:t>Régimen</w:t>
+            </w:r>
+          </w:p>
+        </w:tc>
+        <w:tc>
+          <w:tcPr>
+            <w:tcW w:type="dxa" w:w="4536"/>
+          </w:tcPr>
+          <w:p>
+            <w:pPr>
+              <w:spacing w:before="40" w:after="40" w:line="264" w:lineRule="auto"/>
+            </w:pPr>
+          </w:p>
+        </w:tc>
+      </w:tr>
+      <w:tr>
+        <w:tc>
+          <w:tcPr>
+            <w:tcW w:type="dxa" w:w="4536"/>
+          </w:tcPr>
+          <w:p>
+            <w:pPr>
+              <w:spacing w:before="40" w:after="40" w:line="264" w:lineRule="auto"/>
+            </w:pPr>
+            <w:r>
+              <w:rPr>
+                <w:rFonts w:ascii="Georgia" w:hAnsi="Georgia"/>
+                <w:b w:val="0"/>
+                <w:color w:val="5C6684"/>
+                <w:sz w:val="19"/>
+              </w:rPr>
+              <w:t>Fecha de la constancia</w:t>
+            </w:r>
+          </w:p>
+        </w:tc>
+        <w:tc>
+          <w:tcPr>
+            <w:tcW w:type="dxa" w:w="4536"/>
+          </w:tcPr>
+          <w:p>
+            <w:pPr>
+              <w:spacing w:before="40" w:after="40" w:line="264" w:lineRule="auto"/>
+            </w:pPr>
+          </w:p>
+        </w:tc>
+      </w:tr>
+    </w:tbl>
+    <w:p/>
     <w:sectPr>
       <w:headerReference w:type="default" r:id="rId9"/>
       <w:footerReference w:type="default" r:id="rId10"/>

--- a/casos/laboral-kcarmona/escritos/2026-10-27_Propuesta_Contrato_Marco_Productos_Audiovisuales.docx
+++ b/casos/laboral-kcarmona/escritos/2026-10-27_Propuesta_Contrato_Marco_Productos_Audiovisuales.docx
@@ -168,7 +168,7 @@
           <w:color w:val="2F2E47"/>
           <w:sz w:val="21"/>
         </w:rPr>
-        <w:t>Los equipos, programas y demás herramientas de trabajo son de la Proveedora, y los productos le pertenecen como autora y titular, salvo los derechos que conceda a la Adquirente conforme a la cláusula sétima.</w:t>
+        <w:t>La Proveedora trabaja con equipos propios o legítimamente a su disposición. Los programas, complementos y materiales de terceros que utilice siguen sujetos a los derechos de sus titulares. La Proveedora es titular de sus creaciones originales, y la Adquirente recibe solo los derechos que se conceden conforme a la cláusula sétima.</w:t>
       </w:r>
     </w:p>
     <w:p>
@@ -494,7 +494,21 @@
           <w:color w:val="2F2E47"/>
           <w:sz w:val="21"/>
         </w:rPr>
-        <w:t>El precio es el fijado en cada orden. La Proveedora emite el comprobante electrónico correspondiente. La Adquirente paga a sus proveedores los miércoles o jueves, y cada pago se hace en el primero de esos días posterior a la aceptación del producto y a la recepción del comprobante.</w:t>
+        <w:t>El precio es el fijado en cada orden y es exigible cuando el producto está aceptado y la Adquirente ha recibido el comprobante electrónico correspondiente. La Adquirente paga en sus días de pago a proveedores, miércoles o jueves, a más tardar el jueves inmediato siguiente a la fecha en que se cumplan ambas condiciones. Si ese día es feriado, el pago se hace el día hábil siguiente.</w:t>
+      </w:r>
+    </w:p>
+    <w:p>
+      <w:pPr>
+        <w:spacing w:before="0" w:after="120" w:line="300" w:lineRule="auto"/>
+      </w:pPr>
+      <w:r>
+        <w:rPr>
+          <w:rFonts w:ascii="Georgia" w:hAnsi="Georgia"/>
+          <w:b w:val="0"/>
+          <w:color w:val="2F2E47"/>
+          <w:sz w:val="21"/>
+        </w:rPr>
+        <w:t>Si el comprobante contiene un error, la Adquirente lo comunica dentro de los dos días hábiles siguientes a su recepción, y el plazo de pago corre desde que recibe el comprobante corregido.</w:t>
       </w:r>
     </w:p>
     <w:p>
@@ -567,7 +581,7 @@
           <w:color w:val="2F2E47"/>
           <w:sz w:val="21"/>
         </w:rPr>
-        <w:t>La orden puede ampliar, limitar o precisar los derechos concedidos.</w:t>
+        <w:t>La licencia comprende el producto final entregado. Los guiones, las grabaciones originales y los archivos editables se incluyen solo si la orden lo indica. La orden puede ampliar, limitar o precisar los derechos concedidos.</w:t>
       </w:r>
     </w:p>
     <w:p>

--- a/casos/laboral-kcarmona/escritos/2026-10-27_Propuesta_Contrato_Marco_Productos_Audiovisuales.docx
+++ b/casos/laboral-kcarmona/escritos/2026-10-27_Propuesta_Contrato_Marco_Productos_Audiovisuales.docx
@@ -783,6 +783,7 @@
     </w:p>
     <w:p>
       <w:pPr>
+        <w:keepNext/>
         <w:spacing w:before="0" w:after="120" w:line="300" w:lineRule="auto"/>
       </w:pPr>
       <w:r>
@@ -814,6 +815,7 @@
     </w:p>
     <w:p>
       <w:pPr>
+        <w:keepNext/>
         <w:spacing w:before="0" w:after="120" w:line="300" w:lineRule="auto"/>
       </w:pPr>
       <w:r>
@@ -828,6 +830,7 @@
     </w:p>
     <w:p>
       <w:pPr>
+        <w:keepNext/>
         <w:spacing w:before="0" w:after="120" w:line="300" w:lineRule="auto"/>
       </w:pPr>
       <w:r>
@@ -840,7 +843,11 @@
         <w:t>Firmamos en dos tantos de igual valor, en San José, el ____ de ______________ de 2026.</w:t>
       </w:r>
     </w:p>
-    <w:p/>
+    <w:p>
+      <w:pPr>
+        <w:keepNext/>
+      </w:pPr>
+    </w:p>
     <w:tbl>
       <w:tblPr>
         <w:tblW w:type="auto" w:w="0"/>

--- a/casos/laboral-kcarmona/escritos/2026-10-27_Propuesta_Contrato_Marco_Productos_Audiovisuales.docx
+++ b/casos/laboral-kcarmona/escritos/2026-10-27_Propuesta_Contrato_Marco_Productos_Audiovisuales.docx
@@ -154,7 +154,7 @@
           <w:color w:val="2F2E47"/>
           <w:sz w:val="21"/>
         </w:rPr>
-        <w:t>Las operaciones de este contrato son distintas de las funciones del puesto. La Proveedora las ejecuta fuera de su jornada laboral y con autonomía para decidir cómo crear los productos y organizar su trabajo. La Adquirente define los requisitos del producto, pero no dirige su ejecución.</w:t>
+        <w:t>Este contrato regula solo operaciones cuyo objeto y ejecución son distintos de las funciones del puesto. La Proveedora las ejecuta fuera de su jornada laboral y con autonomía para decidir cómo crear los productos y organizar su trabajo. La Adquirente define los requisitos del producto, pero no dirige su ejecución.</w:t>
       </w:r>
     </w:p>
     <w:p>
@@ -421,7 +421,7 @@
           <w:color w:val="2F2E47"/>
           <w:sz w:val="21"/>
         </w:rPr>
-        <w:t>La entrega se hace en el correo o la carpeta digital que designe la orden, y es completa cuando comprende el archivo final y las autorizaciones pactados. El plazo de revisión corre desde que el producto completo queda disponible en ese canal, con constancia del envío. Si un archivo no se puede abrir o está incompleto, la Adquirente lo comunica dentro de los dos días hábiles siguientes, y el plazo corre desde el nuevo envío.</w:t>
+        <w:t>La entrega se hace en el correo o la carpeta digital que designe la orden, y es completa cuando comprende el archivo final y las autorizaciones pactados, accesibles y en condiciones de abrirse. El plazo de revisión corre desde que el producto completo queda disponible en ese canal, con constancia del envío. Si un archivo no se puede abrir o falta, la Adquirente lo comunica dentro de los dos días hábiles siguientes a la puesta a disposición, y el plazo corre desde que la entrega se completa.</w:t>
       </w:r>
     </w:p>
     <w:p>
@@ -463,7 +463,7 @@
           <w:color w:val="2F2E47"/>
           <w:sz w:val="21"/>
         </w:rPr>
-        <w:t>La aceptación no libera a la Proveedora de su responsabilidad por defectos ocultos ni por infracciones a derechos de terceros.</w:t>
+        <w:t>La aceptación no libera a la Proveedora de su responsabilidad por defectos ocultos, por infracciones a derechos de terceros ni por otros incumplimientos que no pudieron advertirse razonablemente durante la revisión.</w:t>
       </w:r>
     </w:p>
     <w:p>
@@ -494,7 +494,7 @@
           <w:color w:val="2F2E47"/>
           <w:sz w:val="21"/>
         </w:rPr>
-        <w:t>El precio es el fijado en cada orden y es exigible cuando el producto está aceptado y la Adquirente ha recibido el comprobante electrónico correspondiente. La Adquirente paga en sus días de pago a proveedores, miércoles o jueves, a más tardar el jueves inmediato siguiente a la fecha en que se cumplan ambas condiciones. Si ese día es feriado, el pago se hace el día hábil siguiente.</w:t>
+        <w:t>El precio es el fijado en cada orden. La Proveedora emite el comprobante electrónico en el momento que establezca la normativa tributaria. El precio es exigible cuando el producto está aceptado y la Adquirente ha recibido ese comprobante. La Adquirente paga en sus días de pago a proveedores, miércoles o jueves, a más tardar el jueves inmediato siguiente a la fecha en que se cumple la última de esas dos condiciones. Si ese día es feriado, el pago se hace el día hábil siguiente.</w:t>
       </w:r>
     </w:p>
     <w:p>
@@ -595,7 +595,7 @@
           <w:color w:val="2F2E47"/>
           <w:sz w:val="21"/>
         </w:rPr>
-        <w:t>La Proveedora concede solo los derechos de los que es titular. Garantiza que los materiales de terceros incorporados cuentan con licencia o son de uso libre, y que cuenta con las autorizaciones y, cuando corresponda, con la cesión o licencia de los aportes creativos de quienes colaboraron en el producto. Al entregar, informa el origen de esos materiales y cualquier restricción de uso.</w:t>
+        <w:t>La Proveedora concede solo los derechos de los que es titular. La exclusividad no alcanza los materiales de terceros, que se usan en los términos de sus licencias. Garantiza que los materiales de terceros incorporados cuentan con licencia o son de uso libre, y que cuenta con las autorizaciones y, cuando corresponda, con la cesión o licencia de los aportes creativos de quienes colaboraron en el producto. Al entregar, informa el origen de esos materiales y cualquier restricción de uso.</w:t>
       </w:r>
     </w:p>
     <w:p>
@@ -654,6 +654,20 @@
           <w:color w:val="2F2E47"/>
           <w:sz w:val="21"/>
         </w:rPr>
+        <w:t>Ningún producto se elabora con expedientes clínicos, datos que identifiquen a pacientes, credenciales institucionales ni información sensible. La información confidencial que se entregue para una orden se guarda solo en los medios que la orden autorice, con acceso limitado, y se devuelve o se elimina al concluir la operación, salvo que la ley obligue a conservarla. Cualquier pérdida o divulgación no autorizada se comunica de inmediato a la Adquirente.</w:t>
+      </w:r>
+    </w:p>
+    <w:p>
+      <w:pPr>
+        <w:spacing w:before="0" w:after="120" w:line="300" w:lineRule="auto"/>
+      </w:pPr>
+      <w:r>
+        <w:rPr>
+          <w:rFonts w:ascii="Georgia" w:hAnsi="Georgia"/>
+          <w:b w:val="0"/>
+          <w:color w:val="2F2E47"/>
+          <w:sz w:val="21"/>
+        </w:rPr>
         <w:t>Esta obligación no impide las comunicaciones autorizadas por la ley ni la atención de requerimientos de autoridad competente.</w:t>
       </w:r>
     </w:p>
@@ -685,7 +699,7 @@
           <w:color w:val="2F2E47"/>
           <w:sz w:val="21"/>
         </w:rPr>
-        <w:t>La parte que advierta un incumplimiento lo comunica por escrito, con los hechos y la obligación afectada, y concede un plazo razonable para corregirlo. Si el incumplimiento persiste, puede resolver la orden afectada y reclamar los daños que acredite, conforme a la ley.</w:t>
+        <w:t>La parte que advierta un incumplimiento lo comunica por escrito, con los hechos y la obligación afectada, y concede un plazo razonable para corregirlo. Si el incumplimiento persiste, o si por su naturaleza no admite corrección, puede resolver la orden afectada y reclamar los daños que acredite, conforme a la ley.</w:t>
       </w:r>
     </w:p>
     <w:p>

--- a/casos/laboral-kcarmona/escritos/2026-10-27_Propuesta_Contrato_Marco_Productos_Audiovisuales.docx
+++ b/casos/laboral-kcarmona/escritos/2026-10-27_Propuesta_Contrato_Marco_Productos_Audiovisuales.docx
@@ -699,7 +699,21 @@
           <w:color w:val="2F2E47"/>
           <w:sz w:val="21"/>
         </w:rPr>
-        <w:t>La parte que advierta un incumplimiento lo comunica por escrito, con los hechos y la obligación afectada, y concede un plazo razonable para corregirlo. Si el incumplimiento persiste, o si por su naturaleza no admite corrección, puede resolver la orden afectada y reclamar los daños que acredite, conforme a la ley.</w:t>
+        <w:t>La parte que advierta un incumplimiento lo comunica por escrito, con los hechos y la obligación afectada, y concede un plazo razonable para corregirlo. Si el incumplimiento persiste, puede resolver la orden afectada y reclamar los daños que acredite, conforme a la ley.</w:t>
+      </w:r>
+    </w:p>
+    <w:p>
+      <w:pPr>
+        <w:spacing w:before="0" w:after="120" w:line="300" w:lineRule="auto"/>
+      </w:pPr>
+      <w:r>
+        <w:rPr>
+          <w:rFonts w:ascii="Georgia" w:hAnsi="Georgia"/>
+          <w:b w:val="0"/>
+          <w:color w:val="2F2E47"/>
+          <w:sz w:val="21"/>
+        </w:rPr>
+        <w:t>Cuando el incumplimiento es grave o esencial, o su corrección es imposible o inútil, la parte afectada puede resolver la orden sin conceder ese plazo.</w:t>
       </w:r>
     </w:p>
     <w:p>

--- a/casos/laboral-kcarmona/escritos/2026-10-27_Propuesta_Contrato_Marco_Productos_Audiovisuales.docx
+++ b/casos/laboral-kcarmona/escritos/2026-10-27_Propuesta_Contrato_Marco_Productos_Audiovisuales.docx
@@ -28,7 +28,7 @@
           <w:color w:val="5C6684"/>
           <w:sz w:val="20"/>
         </w:rPr>
-        <w:t>Propuesta para revisión, entregada el 27 de octubre de 2026. No se solicita su firma en esta fecha.</w:t>
+        <w:t>Propuesta entregada el ____ de ______________ de 2026. La Proveedora puede revisarla y consultarla con quien desee antes de firmar. La propuesta se mantiene vigente durante quince días hábiles desde su entrega.</w:t>
       </w:r>
     </w:p>
     <w:p>
@@ -331,7 +331,21 @@
           <w:color w:val="2F2E47"/>
           <w:sz w:val="21"/>
         </w:rPr>
-        <w:t>No existe un número mínimo de órdenes ni un pago periódico garantizado.</w:t>
+        <w:t>Una orden puede comprender uno o varios productos. El precio de cada producto es el del anexo 3, salvo que la orden fije otro de común acuerdo.</w:t>
+      </w:r>
+    </w:p>
+    <w:p>
+      <w:pPr>
+        <w:spacing w:before="0" w:after="120" w:line="300" w:lineRule="auto"/>
+      </w:pPr>
+      <w:r>
+        <w:rPr>
+          <w:rFonts w:ascii="Georgia" w:hAnsi="Georgia"/>
+          <w:b w:val="0"/>
+          <w:color w:val="2F2E47"/>
+          <w:sz w:val="21"/>
+        </w:rPr>
+        <w:t>No existe un número mínimo de órdenes ni un pago periódico garantizado. El máximo mensual del anexo 3 es una previsión de compra, no un compromiso.</w:t>
       </w:r>
     </w:p>
     <w:p>
@@ -362,7 +376,7 @@
           <w:color w:val="2F2E47"/>
           <w:sz w:val="21"/>
         </w:rPr>
-        <w:t>Si un producto requiere grabar en instalaciones de la Adquirente, o usar sus equipos o su marca, la autorización consta por escrito en la orden, con fecha, horario y recursos, fuera de la jornada laboral de la Proveedora.</w:t>
+        <w:t>Si un producto requiere grabar en instalaciones de la Adquirente, o usar sus equipos, programas, licencias o su marca, la autorización consta por escrito en la orden, con fecha, horario y recursos, fuera de la jornada laboral de la Proveedora.</w:t>
       </w:r>
     </w:p>
     <w:p>
@@ -522,7 +536,7 @@
           <w:color w:val="2F2E47"/>
           <w:sz w:val="21"/>
         </w:rPr>
-        <w:t>Cada parte cumple las obligaciones tributarias y de seguridad social que le correspondan por ley.</w:t>
+        <w:t>La Proveedora puede emitir un solo comprobante por orden, aunque la orden comprenda varios productos. Cada parte cumple las obligaciones tributarias y de seguridad social que le correspondan por ley.</w:t>
       </w:r>
     </w:p>
     <w:p>
@@ -609,7 +623,7 @@
           <w:color w:val="2F2E47"/>
           <w:sz w:val="21"/>
         </w:rPr>
-        <w:t>La entrega del archivo no transmite derechos distintos de los pactados. La Proveedora conserva los derechos morales que la ley le reconoce como autora.</w:t>
+        <w:t>La entrega del archivo no transmite derechos distintos de los pactados. La Proveedora conserva los derechos morales que la ley le reconoce como autora. Puede identificar su autoría en cada producto con un crédito o una marca discreta, junto al logotipo de la Adquirente, en la forma que indique la orden.</w:t>
       </w:r>
     </w:p>
     <w:p>
@@ -758,7 +772,35 @@
           <w:color w:val="2F2E47"/>
           <w:sz w:val="21"/>
         </w:rPr>
-        <w:t>Este contrato rige por un año desde su firma y se renueva automáticamente por periodos iguales, salvo que una de las partes comunique por escrito lo contrario con quince días naturales de anticipación. Las órdenes aceptadas antes del aviso se cumplen en sus términos.</w:t>
+        <w:t>Este contrato rige por un año desde su firma y se renueva automáticamente por periodos iguales, salvo que una de las partes comunique por escrito lo contrario con quince días naturales de anticipación.</w:t>
+      </w:r>
+    </w:p>
+    <w:p>
+      <w:pPr>
+        <w:spacing w:before="0" w:after="120" w:line="300" w:lineRule="auto"/>
+      </w:pPr>
+      <w:r>
+        <w:rPr>
+          <w:rFonts w:ascii="Georgia" w:hAnsi="Georgia"/>
+          <w:b w:val="0"/>
+          <w:color w:val="2F2E47"/>
+          <w:sz w:val="21"/>
+        </w:rPr>
+        <w:t>Cualquiera de las partes puede darlo por terminado en cualquier momento, con aviso escrito de quince días naturales, sin penalidad ni indemnización. Las órdenes aceptadas antes del aviso se cumplen en sus términos.</w:t>
+      </w:r>
+    </w:p>
+    <w:p>
+      <w:pPr>
+        <w:spacing w:before="0" w:after="120" w:line="300" w:lineRule="auto"/>
+      </w:pPr>
+      <w:r>
+        <w:rPr>
+          <w:rFonts w:ascii="Georgia" w:hAnsi="Georgia"/>
+          <w:b w:val="0"/>
+          <w:color w:val="2F2E47"/>
+          <w:sz w:val="21"/>
+        </w:rPr>
+        <w:t>La terminación de la relación laboral, por cualquier causa, no termina este contrato, y la terminación de este contrato no afecta la relación laboral.</w:t>
       </w:r>
     </w:p>
     <w:p>
@@ -1696,6 +1738,178 @@
       </w:tr>
     </w:tbl>
     <w:p/>
+    <w:p>
+      <w:pPr>
+        <w:keepNext/>
+        <w:spacing w:before="280" w:after="120" w:line="300" w:lineRule="auto"/>
+        <w:pageBreakBefore/>
+        <w:pBdr>
+          <w:bottom w:val="single" w:sz="6" w:space="4" w:color="D1D0CB"/>
+        </w:pBdr>
+      </w:pPr>
+      <w:r>
+        <w:rPr>
+          <w:rFonts w:ascii="Safira March" w:hAnsi="Safira March"/>
+          <w:color w:val="131237"/>
+          <w:sz w:val="28"/>
+        </w:rPr>
+        <w:t>Anexo 3. Tarifas</w:t>
+      </w:r>
+    </w:p>
+    <w:tbl>
+      <w:tblPr>
+        <w:tblW w:type="auto" w:w="0"/>
+        <w:jc w:val="center"/>
+        <w:tblLook w:firstColumn="1" w:firstRow="1" w:lastColumn="0" w:lastRow="0" w:noHBand="0" w:noVBand="1" w:val="04A0"/>
+        <w:tblBorders>
+          <w:top w:val="nil"/>
+          <w:left w:val="nil"/>
+          <w:bottom w:val="nil"/>
+          <w:right w:val="nil"/>
+          <w:insideH w:val="nil"/>
+          <w:insideV w:val="nil"/>
+        </w:tblBorders>
+      </w:tblPr>
+      <w:tblGrid>
+        <w:gridCol w:w="4536"/>
+        <w:gridCol w:w="4536"/>
+      </w:tblGrid>
+      <w:tr>
+        <w:tc>
+          <w:tcPr>
+            <w:tcW w:type="dxa" w:w="4536"/>
+          </w:tcPr>
+          <w:p>
+            <w:pPr>
+              <w:spacing w:before="40" w:after="40" w:line="264" w:lineRule="auto"/>
+            </w:pPr>
+            <w:r>
+              <w:rPr>
+                <w:rFonts w:ascii="Georgia" w:hAnsi="Georgia"/>
+                <w:b w:val="0"/>
+                <w:color w:val="5C6684"/>
+                <w:sz w:val="19"/>
+              </w:rPr>
+              <w:t>Producto</w:t>
+            </w:r>
+          </w:p>
+        </w:tc>
+        <w:tc>
+          <w:tcPr>
+            <w:tcW w:type="dxa" w:w="4536"/>
+          </w:tcPr>
+          <w:p>
+            <w:pPr>
+              <w:spacing w:before="40" w:after="40" w:line="264" w:lineRule="auto"/>
+            </w:pPr>
+            <w:r>
+              <w:rPr>
+                <w:rFonts w:ascii="Georgia" w:hAnsi="Georgia"/>
+                <w:b w:val="0"/>
+                <w:color w:val="2F2E47"/>
+                <w:sz w:val="19"/>
+              </w:rPr>
+              <w:t>Video o cápsula audiovisual</w:t>
+            </w:r>
+          </w:p>
+        </w:tc>
+      </w:tr>
+      <w:tr>
+        <w:tc>
+          <w:tcPr>
+            <w:tcW w:type="dxa" w:w="4536"/>
+          </w:tcPr>
+          <w:p>
+            <w:pPr>
+              <w:spacing w:before="40" w:after="40" w:line="264" w:lineRule="auto"/>
+            </w:pPr>
+            <w:r>
+              <w:rPr>
+                <w:rFonts w:ascii="Georgia" w:hAnsi="Georgia"/>
+                <w:b w:val="0"/>
+                <w:color w:val="5C6684"/>
+                <w:sz w:val="19"/>
+              </w:rPr>
+              <w:t>Precio por producto</w:t>
+            </w:r>
+          </w:p>
+        </w:tc>
+        <w:tc>
+          <w:tcPr>
+            <w:tcW w:type="dxa" w:w="4536"/>
+          </w:tcPr>
+          <w:p>
+            <w:pPr>
+              <w:spacing w:before="40" w:after="40" w:line="264" w:lineRule="auto"/>
+            </w:pPr>
+            <w:r>
+              <w:rPr>
+                <w:rFonts w:ascii="Georgia" w:hAnsi="Georgia"/>
+                <w:b w:val="0"/>
+                <w:color w:val="2F2E47"/>
+                <w:sz w:val="19"/>
+              </w:rPr>
+              <w:t>₡20 000 (más IVA, si corresponde)</w:t>
+            </w:r>
+          </w:p>
+        </w:tc>
+      </w:tr>
+      <w:tr>
+        <w:tc>
+          <w:tcPr>
+            <w:tcW w:type="dxa" w:w="4536"/>
+          </w:tcPr>
+          <w:p>
+            <w:pPr>
+              <w:spacing w:before="40" w:after="40" w:line="264" w:lineRule="auto"/>
+            </w:pPr>
+            <w:r>
+              <w:rPr>
+                <w:rFonts w:ascii="Georgia" w:hAnsi="Georgia"/>
+                <w:b w:val="0"/>
+                <w:color w:val="5C6684"/>
+                <w:sz w:val="19"/>
+              </w:rPr>
+              <w:t>Máximo de productos por mes</w:t>
+            </w:r>
+          </w:p>
+        </w:tc>
+        <w:tc>
+          <w:tcPr>
+            <w:tcW w:type="dxa" w:w="4536"/>
+          </w:tcPr>
+          <w:p>
+            <w:pPr>
+              <w:spacing w:before="40" w:after="40" w:line="264" w:lineRule="auto"/>
+            </w:pPr>
+            <w:r>
+              <w:rPr>
+                <w:rFonts w:ascii="Georgia" w:hAnsi="Georgia"/>
+                <w:b w:val="0"/>
+                <w:color w:val="2F2E47"/>
+                <w:sz w:val="19"/>
+              </w:rPr>
+              <w:t>6</w:t>
+            </w:r>
+          </w:p>
+        </w:tc>
+      </w:tr>
+    </w:tbl>
+    <w:p/>
+    <w:p>
+      <w:pPr>
+        <w:spacing w:before="0" w:after="120" w:line="300" w:lineRule="auto"/>
+      </w:pPr>
+      <w:r>
+        <w:rPr>
+          <w:rFonts w:ascii="Georgia" w:hAnsi="Georgia"/>
+          <w:b w:val="0"/>
+          <w:color w:val="2F2E47"/>
+          <w:sz w:val="21"/>
+        </w:rPr>
+        <w:t>Las tarifas rigen durante el primer año de vigencia del contrato. Cualquier cambio se acuerda por escrito. El máximo mensual es una previsión de compra de la Adquirente: no obliga a ninguna de las partes a ofrecer, elaborar ni adquirir un número determinado de productos.</w:t>
+      </w:r>
+    </w:p>
     <w:sectPr>
       <w:headerReference w:type="default" r:id="rId9"/>
       <w:footerReference w:type="default" r:id="rId10"/>
